--- a/Doku/Word/Grafiken_Dokumentation.docx
+++ b/Doku/Word/Grafiken_Dokumentation.docx
@@ -34,7 +34,7 @@
         <w:rPr>
           <w:sz w:val="20"/>
         </w:rPr>
-        <w:t>Erstellt: 05.08.2026  |  Quelle: Notebooks/02_Analyse.ipynb  |  Datenbasis: Data/analysetabelle.csv (1.824 Krankenhäuser)</w:t>
+        <w:t>Erstellt: 14.08.2026  |  Quelle: Notebooks/02_Analyse.ipynb  |  Datenbasis: Data/analysetabelle.csv (1.821 Krankenhäuser)</w:t>
       </w:r>
     </w:p>
     <w:p/>
@@ -45,7 +45,7 @@
           <w:i w:val="0"/>
           <w:sz w:val="21"/>
         </w:rPr>
-        <w:t>Projektfrage: Welche Krankenhausmerkmale hängen damit zusammen, dass ein Haus überdurchschnittlich viele Qualitätsprobleme aufweist? Von 1.824 Häusern haben 925 wenige Probleme (`hat_viele_Probleme = 0`) und 899 viele Probleme (`hat_viele_Probleme = 1`). Farbschema in allen Grafiken: Grün = wenige Probleme, Rot = viele Probleme.</w:t>
+        <w:t>Projektfrage: Welche Krankenhausmerkmale hängen damit zusammen, dass ein Haus überdurchschnittlich viele Qualitätsprobleme aufweist? Von 1.821 Häusern haben 916 wenige Probleme (`hat_viele_Probleme = 0`) und 905 viele Probleme (`hat_viele_Probleme = 1`). Farbschema in allen Grafiken: Grün = wenige Probleme, Rot = viele Probleme.</w:t>
       </w:r>
     </w:p>
     <w:p>
@@ -103,7 +103,7 @@
       <w:r>
         <w:drawing>
           <wp:inline xmlns:a="http://schemas.openxmlformats.org/drawingml/2006/main" xmlns:pic="http://schemas.openxmlformats.org/drawingml/2006/picture">
-            <wp:extent cx="5580000" cy="2790000"/>
+            <wp:extent cx="5580000" cy="3143378"/>
             <wp:docPr id="1" name="Picture 1"/>
             <wp:cNvGraphicFramePr>
               <a:graphicFrameLocks noChangeAspect="1"/>
@@ -124,7 +124,7 @@
                   <pic:spPr>
                     <a:xfrm>
                       <a:off x="0" y="0"/>
-                      <a:ext cx="5580000" cy="2790000"/>
+                      <a:ext cx="5580000" cy="3143378"/>
                     </a:xfrm>
                     <a:prstGeom prst="rect"/>
                   </pic:spPr>
@@ -162,7 +162,7 @@
           <w:i w:val="0"/>
           <w:sz w:val="21"/>
         </w:rPr>
-        <w:t>Befund: Zwei getrennte Muster — ein breiter Hügel von ca. 40–85 % und ein eigenständiger, höchster Balken exakt bei 100 % mit 393 Häusern (21,5 %). Grund: Diese Häuser haben im Median nur sehr wenige bewertete Indikatoren — bei so kleinen Zahlen reicht es, dass alle zufällig auffällig sind, um auf 100 % zu kommen (kleine-Zahlen-Effekt, kein echtes Qualitätssignal). 393 der 899 Häuser mit hat_viele_Probleme=1 (43,7 %) stammen aus genau dieser Spitze. Der Median (76,9 %) ist zugleich der Schwellenwert für hat_viele_Probleme.</w:t>
+        <w:t>Befund: Die Verteilung ist rechtsschief — die meisten Häuser liegen zwischen 0,0 % und 10,6 % (Q1–Q3), mit einem eigenständigen, höchsten Balken exakt bei 0 % mit 513 Häusern (28,2 %). Alle diese 513 Häuser gehören zur Gruppe 'wenige Probleme' — plausibel, da 0 % per Definition unter dem Median liegt. Der Median (5,9 %) ist zugleich der Schwellenwert für hat_viele_Probleme: die meisten Häuser haben also nur sehr wenige auffällige Indikatoren, 'viele Probleme' ist eine relative, keine absolute Aussage.</w:t>
       </w:r>
     </w:p>
     <w:p>
@@ -183,7 +183,7 @@
       <w:r>
         <w:drawing>
           <wp:inline xmlns:a="http://schemas.openxmlformats.org/drawingml/2006/main" xmlns:pic="http://schemas.openxmlformats.org/drawingml/2006/picture">
-            <wp:extent cx="5580000" cy="1860000"/>
+            <wp:extent cx="5580000" cy="6592124"/>
             <wp:docPr id="2" name="Picture 2"/>
             <wp:cNvGraphicFramePr>
               <a:graphicFrameLocks noChangeAspect="1"/>
@@ -204,7 +204,7 @@
                   <pic:spPr>
                     <a:xfrm>
                       <a:off x="0" y="0"/>
-                      <a:ext cx="5580000" cy="1860000"/>
+                      <a:ext cx="5580000" cy="6592124"/>
                     </a:xfrm>
                     <a:prstGeom prst="rect"/>
                   </pic:spPr>
@@ -222,7 +222,7 @@
           <w:i/>
           <w:sz w:val="21"/>
         </w:rPr>
-        <w:t>Diagramm lesen: Links ein Histogramm der Bettenzahl, bei 1.500 gekappt (das größte Haus hat 3.011 Betten, aber nur 11 von 1.824 Häusern haben über 1.500 Betten — ohne Kappung würde sich die Mehrheit der Häuser in einem winzigen Streifen zusammendrängen). Rechts ein Boxplot (ungekappt) je Gruppe: Box = mittlere 50 %, Strich = Median, Antennen = Wertebereich, Punkte = Ausreißer.</w:t>
+        <w:t>Diagramm lesen: Links ein Histogramm der Bettenzahl, bei 1.500 gekappt (das größte Haus hat 3.011 Betten, aber nur 11 von 1.821 Häusern haben über 1.500 Betten — ohne Kappung würde sich die Mehrheit der Häuser in einem winzigen Streifen zusammendrängen). Rechts ein Boxplot (ungekappt) je Gruppe: Box = mittlere 50 %, Strich = Median, Antennen = Wertebereich, Punkte = Ausreißer.</w:t>
       </w:r>
     </w:p>
     <w:p>
@@ -232,7 +232,7 @@
           <w:i w:val="0"/>
           <w:sz w:val="21"/>
         </w:rPr>
-        <w:t>Befund: Median wenige Probleme = 214 Betten, viele Probleme = 170 Betten. Die mittleren 50 %-Bereiche beider Gruppen überlappen sich stark — kein klarer Größenunterschied.</w:t>
+        <w:t>Befund: Median wenige Probleme = 166 Betten, viele Probleme = 220 Betten. Die mittleren 50 %-Bereiche beider Gruppen überlappen sich stark — kein klarer Größenunterschied.</w:t>
       </w:r>
     </w:p>
     <w:p>
@@ -253,7 +253,7 @@
       <w:r>
         <w:drawing>
           <wp:inline xmlns:a="http://schemas.openxmlformats.org/drawingml/2006/main" xmlns:pic="http://schemas.openxmlformats.org/drawingml/2006/picture">
-            <wp:extent cx="5580000" cy="3487500"/>
+            <wp:extent cx="5580000" cy="3808571"/>
             <wp:docPr id="3" name="Picture 3"/>
             <wp:cNvGraphicFramePr>
               <a:graphicFrameLocks noChangeAspect="1"/>
@@ -274,7 +274,7 @@
                   <pic:spPr>
                     <a:xfrm>
                       <a:off x="0" y="0"/>
-                      <a:ext cx="5580000" cy="3487500"/>
+                      <a:ext cx="5580000" cy="3808571"/>
                     </a:xfrm>
                     <a:prstGeom prst="rect"/>
                   </pic:spPr>
@@ -302,7 +302,7 @@
           <w:i w:val="0"/>
           <w:sz w:val="21"/>
         </w:rPr>
-        <w:t>Befund: privat 56,5 %, öffentlich 46,7 %, freigemeinnützig 46,4 % der Häuser haben viele Probleme — bislang der klarste Unterschied zwischen Gruppen (aber noch kein statistischer Beweis, siehe Kapitel 3, und noch nicht um den Größen-Störfaktor aus Grafik 10 bereinigt).</w:t>
+        <w:t>Befund: öffentlich 53,5 %, freigemeinnützig 50,6 %, privat 43,8 % der Häuser haben viele Probleme — optisch der auffälligste Unterschied zwischen Gruppen, aber die ANOVA in Kapitel 3 zeigt: auf der kontinuierlichen auffaellig_quote ist dieser Unterschied nicht statistisch signifikant (siehe unten).</w:t>
       </w:r>
     </w:p>
     <w:p>
@@ -323,7 +323,7 @@
       <w:r>
         <w:drawing>
           <wp:inline xmlns:a="http://schemas.openxmlformats.org/drawingml/2006/main" xmlns:pic="http://schemas.openxmlformats.org/drawingml/2006/picture">
-            <wp:extent cx="5580000" cy="3720000"/>
+            <wp:extent cx="5580000" cy="4071276"/>
             <wp:docPr id="4" name="Picture 4"/>
             <wp:cNvGraphicFramePr>
               <a:graphicFrameLocks noChangeAspect="1"/>
@@ -344,7 +344,7 @@
                   <pic:spPr>
                     <a:xfrm>
                       <a:off x="0" y="0"/>
-                      <a:ext cx="5580000" cy="3720000"/>
+                      <a:ext cx="5580000" cy="4071276"/>
                     </a:xfrm>
                     <a:prstGeom prst="rect"/>
                   </pic:spPr>
@@ -372,7 +372,7 @@
           <w:i w:val="0"/>
           <w:sz w:val="21"/>
         </w:rPr>
-        <w:t>Befund: Uni-Kliniken 47,3 % (n=93) vs. normale Häuser 49,4 % (n=1.731) — kaum Unterschied. Die Uni-Gruppe ist klein, was ihr Ergebnis unsicherer macht.</w:t>
+        <w:t>Befund: Uni-Kliniken 68,5 % (n=92) vs. normale Häuser 48,7 % (n=1.729) — kaum Unterschied. Die Uni-Gruppe ist klein, was ihr Ergebnis unsicherer macht.</w:t>
       </w:r>
     </w:p>
     <w:p>
@@ -393,7 +393,7 @@
       <w:r>
         <w:drawing>
           <wp:inline xmlns:a="http://schemas.openxmlformats.org/drawingml/2006/main" xmlns:pic="http://schemas.openxmlformats.org/drawingml/2006/picture">
-            <wp:extent cx="5580000" cy="2325000"/>
+            <wp:extent cx="5580000" cy="2476152"/>
             <wp:docPr id="5" name="Picture 5"/>
             <wp:cNvGraphicFramePr>
               <a:graphicFrameLocks noChangeAspect="1"/>
@@ -414,7 +414,7 @@
                   <pic:spPr>
                     <a:xfrm>
                       <a:off x="0" y="0"/>
-                      <a:ext cx="5580000" cy="2325000"/>
+                      <a:ext cx="5580000" cy="2476152"/>
                     </a:xfrm>
                     <a:prstGeom prst="rect"/>
                   </pic:spPr>
@@ -442,7 +442,7 @@
           <w:i w:val="0"/>
           <w:sz w:val="21"/>
         </w:rPr>
-        <w:t>Befund: Fortbildungsquote — Median wenige Probleme = 0,667, viele Probleme = 0,667 (praktisch identisch, kein Unterschied). Ärzte pro Bett — Median wenige Probleme = 0,468, viele Probleme = 0,390 (sichtbare Verschiebung). Schlussfolgerung: Fortbildungsquote kann man zurückstellen, Ärzte pro Bett ist ein ernster Kandidat für den T-Test in Kapitel 3 — und wird dort bestätigt (siehe unten), später sogar wichtigstes Merkmal im Modell.</w:t>
+        <w:t>Befund: Fortbildungsquote — Median wenige Probleme = 0,667, viele Probleme = 0,667 (praktisch identisch, kein Unterschied). Ärzte pro Bett — Median wenige Probleme = 0,382, viele Probleme = 0,470 (sichtbare Verschiebung). Schlussfolgerung: Fortbildungsquote kann man zurückstellen, Ärzte pro Bett ist ein ernster Kandidat für den T-Test in Kapitel 3 — und wird dort bestätigt (siehe unten), später sogar wichtigstes Merkmal im Modell.</w:t>
       </w:r>
     </w:p>
     <w:p>
@@ -463,7 +463,7 @@
       <w:r>
         <w:drawing>
           <wp:inline xmlns:a="http://schemas.openxmlformats.org/drawingml/2006/main" xmlns:pic="http://schemas.openxmlformats.org/drawingml/2006/picture">
-            <wp:extent cx="5580000" cy="3348000"/>
+            <wp:extent cx="5580000" cy="3436689"/>
             <wp:docPr id="6" name="Picture 6"/>
             <wp:cNvGraphicFramePr>
               <a:graphicFrameLocks noChangeAspect="1"/>
@@ -484,7 +484,7 @@
                   <pic:spPr>
                     <a:xfrm>
                       <a:off x="0" y="0"/>
-                      <a:ext cx="5580000" cy="3348000"/>
+                      <a:ext cx="5580000" cy="3436689"/>
                     </a:xfrm>
                     <a:prstGeom prst="rect"/>
                   </pic:spPr>
@@ -512,7 +512,7 @@
           <w:i w:val="0"/>
           <w:sz w:val="21"/>
         </w:rPr>
-        <w:t>Befund: Höchster Anteil in Saarland (63,2 %, n=19), Schleswig-Holstein (62,5 %, n=64), Baden-Württemberg (58,6 %, n=220); niedrigster in Berlin (33,3 %, n=54), Sachsen-Anhalt (41,8 %, n=55), Nordrhein-Westfalen (44,2 %, n=398). Einschränkung: Manche Bundesländer haben nur wenige Häuser — ein einzelnes Haus kann den Landes-Durchschnitt verschieben, daher mit Vorsicht zu lesen.</w:t>
+        <w:t>Befund: Höchster Anteil in Rheinland-Pfalz (64,0 %, n=89), Sachsen-Anhalt (61,8 %, n=55), Berlin (61,1 %, n=54); niedrigster in Thüringen (36,0 %, n=50), Baden-Württemberg (37,3 %, n=220), Saarland (42,1 %, n=19). Einschränkung: Manche Bundesländer haben nur wenige Häuser — ein einzelnes Haus kann den Landes-Durchschnitt verschieben, daher mit Vorsicht zu lesen.</w:t>
       </w:r>
     </w:p>
     <w:p>
@@ -533,7 +533,7 @@
       <w:r>
         <w:drawing>
           <wp:inline xmlns:a="http://schemas.openxmlformats.org/drawingml/2006/main" xmlns:pic="http://schemas.openxmlformats.org/drawingml/2006/picture">
-            <wp:extent cx="5580000" cy="3985714"/>
+            <wp:extent cx="5580000" cy="3636480"/>
             <wp:docPr id="7" name="Picture 7"/>
             <wp:cNvGraphicFramePr>
               <a:graphicFrameLocks noChangeAspect="1"/>
@@ -554,7 +554,7 @@
                   <pic:spPr>
                     <a:xfrm>
                       <a:off x="0" y="0"/>
-                      <a:ext cx="5580000" cy="3985714"/>
+                      <a:ext cx="5580000" cy="3636480"/>
                     </a:xfrm>
                     <a:prstGeom prst="rect"/>
                   </pic:spPr>
@@ -572,7 +572,7 @@
           <w:i w:val="0"/>
           <w:sz w:val="21"/>
         </w:rPr>
-        <w:t>Befund: Median wenige Probleme = 1,041, viele Probleme = 0,892 — ähnliches Muster wie Ärzte pro Bett (Grafik 6), was ein erster Hinweis darauf ist, dass beide Merkmale Ähnliches messen (siehe Korrelation in Kapitel 2).</w:t>
+        <w:t>Befund: Median wenige Probleme = 0,891, viele Probleme = 1,047 — ähnliches Muster wie Ärzte pro Bett (Grafik 6), was ein erster Hinweis darauf ist, dass beide Merkmale Ähnliches messen (siehe Korrelation in Kapitel 2).</w:t>
       </w:r>
     </w:p>
     <w:p>
@@ -593,7 +593,7 @@
       <w:r>
         <w:drawing>
           <wp:inline xmlns:a="http://schemas.openxmlformats.org/drawingml/2006/main" xmlns:pic="http://schemas.openxmlformats.org/drawingml/2006/picture">
-            <wp:extent cx="5580000" cy="3720000"/>
+            <wp:extent cx="5580000" cy="4071276"/>
             <wp:docPr id="8" name="Picture 8"/>
             <wp:cNvGraphicFramePr>
               <a:graphicFrameLocks noChangeAspect="1"/>
@@ -614,7 +614,7 @@
                   <pic:spPr>
                     <a:xfrm>
                       <a:off x="0" y="0"/>
-                      <a:ext cx="5580000" cy="3720000"/>
+                      <a:ext cx="5580000" cy="4071276"/>
                     </a:xfrm>
                     <a:prstGeom prst="rect"/>
                   </pic:spPr>
@@ -642,7 +642,7 @@
           <w:i w:val="0"/>
           <w:sz w:val="21"/>
         </w:rPr>
-        <w:t>Befund: Konzernhäuser 49,7 % (n=358) vs. unabhängige Häuser 49,2 % (n=1.466) — praktisch kein Unterschied. Wird in Kapitel 3 mit dem Chi²-Test formal bestätigt.</w:t>
+        <w:t>Befund: Konzernhäuser 52,5 % (n=358) vs. unabhängige Häuser 49,0 % (n=1.463) — praktisch kein Unterschied. Wird in Kapitel 3 mit dem Chi²-Test formal bestätigt.</w:t>
       </w:r>
     </w:p>
     <w:p>
@@ -689,7 +689,7 @@
       <w:r>
         <w:drawing>
           <wp:inline xmlns:a="http://schemas.openxmlformats.org/drawingml/2006/main" xmlns:pic="http://schemas.openxmlformats.org/drawingml/2006/picture">
-            <wp:extent cx="5580000" cy="4185000"/>
+            <wp:extent cx="5580000" cy="4984138"/>
             <wp:docPr id="9" name="Picture 9"/>
             <wp:cNvGraphicFramePr>
               <a:graphicFrameLocks noChangeAspect="1"/>
@@ -710,7 +710,7 @@
                   <pic:spPr>
                     <a:xfrm>
                       <a:off x="0" y="0"/>
-                      <a:ext cx="5580000" cy="4185000"/>
+                      <a:ext cx="5580000" cy="4984138"/>
                     </a:xfrm>
                     <a:prstGeom prst="rect"/>
                   </pic:spPr>
@@ -798,7 +798,7 @@
               <w:rPr>
                 <w:sz w:val="18"/>
               </w:rPr>
-              <w:t>-0,279</w:t>
+              <w:t>+0,241</w:t>
             </w:r>
           </w:p>
         </w:tc>
@@ -828,7 +828,7 @@
               <w:rPr>
                 <w:sz w:val="18"/>
               </w:rPr>
-              <w:t>-0,139</w:t>
+              <w:t>+0,210</w:t>
             </w:r>
           </w:p>
         </w:tc>
@@ -856,7 +856,7 @@
               <w:rPr>
                 <w:sz w:val="18"/>
               </w:rPr>
-              <w:t>-0,136</w:t>
+              <w:t>+0,174</w:t>
             </w:r>
           </w:p>
         </w:tc>
@@ -886,7 +886,7 @@
               <w:rPr>
                 <w:sz w:val="18"/>
               </w:rPr>
-              <w:t>-0,080</w:t>
+              <w:t>+0,138</w:t>
             </w:r>
           </w:p>
         </w:tc>
@@ -901,7 +901,7 @@
               <w:rPr>
                 <w:sz w:val="18"/>
               </w:rPr>
-              <w:t>fortbildungsquote</w:t>
+              <w:t>ist_konzern</w:t>
             </w:r>
           </w:p>
         </w:tc>
@@ -914,7 +914,7 @@
               <w:rPr>
                 <w:sz w:val="18"/>
               </w:rPr>
-              <w:t>+0,008</w:t>
+              <w:t>+0,028</w:t>
             </w:r>
           </w:p>
         </w:tc>
@@ -930,7 +930,7 @@
               <w:rPr>
                 <w:sz w:val="18"/>
               </w:rPr>
-              <w:t>ist_konzern</w:t>
+              <w:t>fortbildungsquote</w:t>
             </w:r>
           </w:p>
         </w:tc>
@@ -944,7 +944,7 @@
               <w:rPr>
                 <w:sz w:val="18"/>
               </w:rPr>
-              <w:t>+0,004</w:t>
+              <w:t>+0,005</w:t>
             </w:r>
           </w:p>
         </w:tc>
@@ -957,7 +957,7 @@
           <w:i w:val="0"/>
           <w:sz w:val="21"/>
         </w:rPr>
-        <w:t>Befund: total_qi korreliert am stärksten (-0,28), ist aber ein reines Strukturmerkmal (Anzahl bewerteter Indikatoren), kein Qualitätsmerkmal. Der interessantere Befund: aerzte_pro_bett und pflege_pro_bett korrelieren fast gleich stark — beide deutlich vor allen anderen echten Merkmalen. Nebenbefund: Beide korrelieren auch untereinander recht stark (r ≈ 0,58) — ein Hinweis auf Multikollinearität (beide messen vermutlich teilweise dieselbe zugrundeliegende 'Personalausstattung').</w:t>
+        <w:t>Befund: total_qi korreliert am stärksten (+0,24), ist aber ein reines Strukturmerkmal (Anzahl bewerteter Indikatoren), kein Qualitätsmerkmal. Der interessantere Befund: aerzte_pro_bett und pflege_pro_bett korrelieren fast gleich stark — beide deutlich vor allen anderen echten Merkmalen. Nebenbefund: Beide korrelieren auch untereinander recht stark (r ≈ 0,58) — ein Hinweis auf Multikollinearität (beide messen vermutlich teilweise dieselbe zugrundeliegende 'Personalausstattung').</w:t>
       </w:r>
     </w:p>
     <w:p>
@@ -978,7 +978,7 @@
       <w:r>
         <w:drawing>
           <wp:inline xmlns:a="http://schemas.openxmlformats.org/drawingml/2006/main" xmlns:pic="http://schemas.openxmlformats.org/drawingml/2006/picture">
-            <wp:extent cx="5580000" cy="3487500"/>
+            <wp:extent cx="5580000" cy="3789806"/>
             <wp:docPr id="10" name="Picture 10"/>
             <wp:cNvGraphicFramePr>
               <a:graphicFrameLocks noChangeAspect="1"/>
@@ -999,7 +999,7 @@
                   <pic:spPr>
                     <a:xfrm>
                       <a:off x="0" y="0"/>
-                      <a:ext cx="5580000" cy="3487500"/>
+                      <a:ext cx="5580000" cy="3789806"/>
                     </a:xfrm>
                     <a:prstGeom prst="rect"/>
                   </pic:spPr>
@@ -1038,7 +1038,7 @@
       <w:r>
         <w:drawing>
           <wp:inline xmlns:a="http://schemas.openxmlformats.org/drawingml/2006/main" xmlns:pic="http://schemas.openxmlformats.org/drawingml/2006/picture">
-            <wp:extent cx="5580000" cy="3487500"/>
+            <wp:extent cx="5580000" cy="3762630"/>
             <wp:docPr id="11" name="Picture 11"/>
             <wp:cNvGraphicFramePr>
               <a:graphicFrameLocks noChangeAspect="1"/>
@@ -1059,7 +1059,7 @@
                   <pic:spPr>
                     <a:xfrm>
                       <a:off x="0" y="0"/>
-                      <a:ext cx="5580000" cy="3487500"/>
+                      <a:ext cx="5580000" cy="3762630"/>
                     </a:xfrm>
                     <a:prstGeom prst="rect"/>
                   </pic:spPr>
@@ -1077,7 +1077,7 @@
           <w:i w:val="0"/>
           <w:sz w:val="21"/>
         </w:rPr>
-        <w:t>Was ist ein Störfaktor (Confounder)? Eine dritte Variable, die mit beiden Seiten eines beobachteten Zusammenhangs gleichzeitig zu tun hat und dadurch einen Zusammenhang vortäuschen oder verstärken kann. Grafik 3 zeigte private Häuser mit dem höchsten Problem-Anteil — bevor man daraus schließt 'privat verursacht schlechtere Qualität', muss man prüfen, ob Träger und Qualität vielleicht beide mit einer dritten Eigenschaft zusammenhängen: hier der Größe des Hauses.</w:t>
+        <w:t>Was ist ein Störfaktor (Confounder)? Eine dritte Variable, die mit beiden Seiten eines beobachteten Zusammenhangs gleichzeitig zu tun hat und dadurch einen Zusammenhang vortäuschen oder verstärken kann. Grafik 3 zeigte Unterschiede im Problem-Anteil je Trägerart — bevor man daraus auf einen Trägerschafts-Effekt schließt, muss man prüfen, ob Träger und Qualität vielleicht beide mit einer dritten Eigenschaft zusammenhängen: hier der Größe des Hauses.</w:t>
       </w:r>
     </w:p>
     <w:p>
@@ -1097,7 +1097,7 @@
           <w:i w:val="0"/>
           <w:sz w:val="21"/>
         </w:rPr>
-        <w:t>Befund: privat 125 Betten, freigemeinnützig 217 Betten, öffentlich 233 Betten (Median). Private Häuser sind systematisch kleiner — kleinere Häuser haben pro Qualitätsindikator weniger Fälle, was die statistische Schwankungsbreite erhöht. Der scheinbare Träger-Effekt aus Grafik 3 könnte also ganz oder teilweise ein Größen-Effekt sein, der sich hinter der Trägerart versteckt.</w:t>
+        <w:t>Befund: privat 125 Betten, freigemeinnützig 218 Betten, öffentlich 232 Betten (Median). Private Häuser sind systematisch kleiner — kleinere Häuser haben pro Qualitätsindikator weniger Fälle, was die statistische Schwankungsbreite erhöht. Der scheinbare Träger-Effekt aus Grafik 3 könnte also ganz oder teilweise ein Größen-Effekt sein, der sich hinter der Trägerart versteckt.</w:t>
       </w:r>
     </w:p>
     <w:p>
@@ -1257,7 +1257,7 @@
               <w:rPr>
                 <w:sz w:val="18"/>
               </w:rPr>
-              <w:t>t = 6,002</w:t>
+              <w:t>t = -9,130</w:t>
             </w:r>
           </w:p>
         </w:tc>
@@ -1327,7 +1327,7 @@
               <w:rPr>
                 <w:sz w:val="18"/>
               </w:rPr>
-              <w:t>t = 5,846</w:t>
+              <w:t>t = -7,510</w:t>
             </w:r>
           </w:p>
         </w:tc>
@@ -1396,7 +1396,7 @@
               <w:rPr>
                 <w:sz w:val="18"/>
               </w:rPr>
-              <w:t>χ² = 0,015</w:t>
+              <w:t>χ² = 1,277</w:t>
             </w:r>
           </w:p>
         </w:tc>
@@ -1409,7 +1409,7 @@
               <w:rPr>
                 <w:sz w:val="18"/>
               </w:rPr>
-              <w:t>0,901</w:t>
+              <w:t>0,259</w:t>
             </w:r>
           </w:p>
         </w:tc>
@@ -1466,7 +1466,7 @@
               <w:rPr>
                 <w:sz w:val="18"/>
               </w:rPr>
-              <w:t>F = 11,323</w:t>
+              <w:t>F = 0,031</w:t>
             </w:r>
           </w:p>
         </w:tc>
@@ -1480,7 +1480,7 @@
               <w:rPr>
                 <w:sz w:val="18"/>
               </w:rPr>
-              <w:t>&lt; 0,001</w:t>
+              <w:t>0,969</w:t>
             </w:r>
           </w:p>
         </w:tc>
@@ -1494,7 +1494,7 @@
               <w:rPr>
                 <w:sz w:val="18"/>
               </w:rPr>
-              <w:t>Ja</w:t>
+              <w:t>Nein</w:t>
             </w:r>
           </w:p>
         </w:tc>
@@ -1518,7 +1518,7 @@
           <w:i w:val="0"/>
           <w:sz w:val="21"/>
         </w:rPr>
-        <w:t>Prüft, ob sich die Mittelwerte zweier Gruppen unterscheiden. Befund: wenige Probleme Ø = 0,483, viele Probleme Ø = 0,418, t = 6,002, p &lt; 0,001 → hoch signifikant. Bestätigt den optischen Eindruck aus Grafik 6 sehr deutlich — der stärkste bestätigte Einzelbefund der gesamten deskriptiven Analyse.</w:t>
+        <w:t>Prüft, ob sich die Mittelwerte zweier Gruppen unterscheiden. Befund: wenige Probleme Ø = 0,402, viele Probleme Ø = 0,500, t = -9,130, p &lt; 0,001 → hoch signifikant. Bestätigt den optischen Eindruck aus Grafik 6 sehr deutlich — der stärkste bestätigte Einzelbefund der gesamten deskriptiven Analyse.</w:t>
       </w:r>
     </w:p>
     <w:p>
@@ -1538,7 +1538,7 @@
           <w:i w:val="0"/>
           <w:sz w:val="21"/>
         </w:rPr>
-        <w:t>Befund: wenige Probleme Ø = 1,072, viele Probleme Ø = 0,951, t = 5,846, p &lt; 0,001 → ebenfalls hoch signifikant, fast identisch stark wie bei den Ärzten — ein Hinweis, dass hier ein gemeinsamer Effekt 'Personalausstattung' gemessen wird, nicht zwei unabhängige Phänomene.</w:t>
+        <w:t>Befund: wenige Probleme Ø = 0,936, viele Probleme Ø = 1,091, t = -7,510, p &lt; 0,001 → ebenfalls hoch signifikant, fast identisch stark wie bei den Ärzten — ein Hinweis, dass hier ein gemeinsamer Effekt 'Personalausstattung' gemessen wird, nicht zwei unabhängige Phänomene.</w:t>
       </w:r>
     </w:p>
     <w:p>
@@ -1558,7 +1558,7 @@
           <w:i w:val="0"/>
           <w:sz w:val="21"/>
         </w:rPr>
-        <w:t>Prüft, ob zwei kategoriale Merkmale (Konzern ja/nein, viele Probleme ja/nein) unabhängig sind. Befund: χ² = 0,015, p = 0,90 → nicht signifikant, deutlich über α = 0,05. Es gibt keinen nachweisbaren Zusammenhang zwischen Konzernzugehörigkeit und Qualitätsproblemen — bestätigt Grafik 12 statistisch eindeutig.</w:t>
+        <w:t>Prüft, ob zwei kategoriale Merkmale (Konzern ja/nein, viele Probleme ja/nein) unabhängig sind. Befund: χ² = 1,277, p = 0,26 → nicht signifikant, deutlich über α = 0,05. Es gibt keinen nachweisbaren Zusammenhang zwischen Konzernzugehörigkeit und Qualitätsproblemen — bestätigt Grafik 12 statistisch eindeutig.</w:t>
       </w:r>
     </w:p>
     <w:p>
@@ -1578,7 +1578,7 @@
           <w:i w:val="0"/>
           <w:sz w:val="21"/>
         </w:rPr>
-        <w:t>Prüft, ob sich die Mittelwerte von mehr als zwei Gruppen unterscheiden (hier: 3 Trägerarten). Befund: F = 11,323, p &lt; 0,001 → signifikant. Bestätigt, dass der in Grafik 3 gesehene Trägerschafts-Unterschied nicht zufällig ist — aber: nicht um die Bettengröße bereinigt (siehe Grafik 10, Größen-Störfaktor).</w:t>
+        <w:t>Prüft, ob sich die Mittelwerte von mehr als zwei Gruppen unterscheiden (hier: 3 Trägerarten, gemessen an der stetigen auffaellig_quote statt der binär gesplitteten Gruppe). Befund: F = 0,031, p = 0,969 → nicht signifikant, deutlich über α = 0,05. Die drei Trägerarten unterscheiden sich auf der stetigen Quote praktisch nicht — der in Grafik 3 sichtbare Unterschied entsteht erst durch den Median-Split in zwei Gruppen und ist auf Ebene der eigentlichen Quote statistisch nicht abgesichert.</w:t>
       </w:r>
     </w:p>
     <w:p>
@@ -1598,7 +1598,7 @@
           <w:i w:val="0"/>
           <w:sz w:val="21"/>
         </w:rPr>
-        <w:t>Ein Wertebereich, der den 'wahren' Mittelwert mit 95 % Sicherheit einschließt. Befund: wenige Probleme [0,468; 0,497], viele Probleme [0,402; 0,433] — die Intervalle überlappen sich nicht, ein weiteres Indiz für einen realen Unterschied.</w:t>
+        <w:t>Ein Wertebereich, der den 'wahren' Mittelwert mit 95 % Sicherheit einschließt. Befund: wenige Probleme [0,389; 0,416], viele Probleme [0,484; 0,516] — die Intervalle überlappen sich nicht, ein weiteres Indiz für einen realen Unterschied.</w:t>
       </w:r>
     </w:p>
     <w:p>
@@ -1624,7 +1624,7 @@
           <w:i w:val="0"/>
           <w:sz w:val="21"/>
         </w:rPr>
-        <w:t>Keine starken, eindeutigen Zusammenhänge zwischen Strukturmerkmalen und Qualitätsproblemen. Die einzigen statistisch abgesicherten Befunde sind aerzte_pro_bett und pflege_pro_bett (beide p &lt; 0,001, aber beide nur schwach korreliert mit der Ziel-Variable) sowie der Trägerschafts-Unterschied (ANOVA p &lt; 0,001, aber mit dem in Grafik 10 aufgedeckten Größen-Störfaktor). ist_konzern und fortbildungsquote zeigen dagegen klar keinen Zusammenhang.</w:t>
+        <w:t>Keine starken, eindeutigen Zusammenhänge zwischen Strukturmerkmalen und Qualitätsproblemen. Die statistisch abgesicherten Befunde sind aerzte_pro_bett und pflege_pro_bett (beide p &lt; 0,0001, beide jetzt positiv korreliert: mehr Personal pro Bett hängt mit mehr, nicht weniger, Qualitätsproblemen zusammen) sowie SO.Uni (deutlicher Unterschied zwischen Uni- und Nicht-Uni-Kliniken). Der auf den ersten Blick klare Trägerschafts-Unterschied aus Grafik 3 ist auf Ebene der stetigen Quote dagegen NICHT statistisch signifikant (ANOVA, siehe Kapitel 3) — trotz sichtbarem Unterschied in den gruppierten Prozentsätzen. ist_konzern und fortbildungsquote zeigen weiterhin klar keinen Zusammenhang.</w:t>
       </w:r>
     </w:p>
     <w:p>
@@ -1634,7 +1634,7 @@
           <w:i/>
           <w:sz w:val="21"/>
         </w:rPr>
-        <w:t>Warum das kein Scheitern ist: Ein Qualitätsbericht-'auffällig' ist kein automatisches Qualitätsurteil, und viele Faktoren, die wirklich zählen könnten (Patientenmix, Spezialisierung, Dokumentationsqualität), stehen gar nicht im Datensatz. 'Kein Zusammenhang ist ein valides Ergebnis' — die ehrliche Aussage dieser Analyse ist, dass Strukturmerkmale allein die Auffälligkeit eines Hauses nur sehr schwach erklären. Das wird in 03_Decision_Tree.ipynb mit einem R² von nur 0,033 noch einmal zahlenmäßig bestätigt.</w:t>
+        <w:t>Warum das kein Scheitern ist: Ein Qualitätsbericht-'auffällig' ist kein automatisches Qualitätsurteil, und viele Faktoren, die wirklich zählen könnten (Patientenmix, Spezialisierung, Dokumentationsqualität), stehen gar nicht im Datensatz. 'Kein Zusammenhang ist ein valides Ergebnis' — die ehrliche Aussage dieser Analyse ist, dass Strukturmerkmale allein die Auffälligkeit eines Hauses nur sehr schwach erklären. Das wird in 03_Decision_Tree.ipynb mit einem R² von −0,007 auf der stetigen auffaellig_quote noch einmal zahlenmäßig bestätigt: Die Strukturmerkmale erklären die Auffälligkeit linear nicht besser als der reine Durchschnittswert.</w:t>
       </w:r>
     </w:p>
     <w:sectPr>

--- a/Doku/Word/Grafiken_Dokumentation.docx
+++ b/Doku/Word/Grafiken_Dokumentation.docx
@@ -23,7 +23,7 @@
         <w:rPr>
           <w:sz w:val="24"/>
         </w:rPr>
-        <w:t>Alle 12 Grafiken aus Notebooks/02_Analyse.ipynb — was zeigen sie und warum wurden sie erstellt?</w:t>
+        <w:t>Alle 10 Grafiken aus Notebooks/02_Analyse.ipynb — was zeigen sie und warum wurden sie erstellt?</w:t>
       </w:r>
     </w:p>
     <w:p>
@@ -34,7 +34,7 @@
         <w:rPr>
           <w:sz w:val="20"/>
         </w:rPr>
-        <w:t>Erstellt: 14.08.2026  |  Quelle: Notebooks/02_Analyse.ipynb  |  Datenbasis: Data/analysetabelle.csv (1.821 Krankenhäuser)</w:t>
+        <w:t>Erstellt: 20.08.2026  |  Quelle: Notebooks/02_Analyse.ipynb  |  Datenbasis: Data/analysetabelle.csv (1.821 Krankenhäuser)</w:t>
       </w:r>
     </w:p>
     <w:p/>
@@ -383,7 +383,7 @@
         <w:rPr>
           <w:color w:val="1F497D"/>
         </w:rPr>
-        <w:t>Grafik 5+6 — Fortbildungsquote &amp; Ärzte pro Bett</w:t>
+        <w:t>Grafik 5+6 — Ärzte pro Bett &amp; Pflegekräfte pro Bett</w:t>
       </w:r>
     </w:p>
     <w:p>
@@ -393,7 +393,7 @@
       <w:r>
         <w:drawing>
           <wp:inline xmlns:a="http://schemas.openxmlformats.org/drawingml/2006/main" xmlns:pic="http://schemas.openxmlformats.org/drawingml/2006/picture">
-            <wp:extent cx="5580000" cy="2476152"/>
+            <wp:extent cx="5580000" cy="2472316"/>
             <wp:docPr id="5" name="Picture 5"/>
             <wp:cNvGraphicFramePr>
               <a:graphicFrameLocks noChangeAspect="1"/>
@@ -402,7 +402,7 @@
               <a:graphicData uri="http://schemas.openxmlformats.org/drawingml/2006/picture">
                 <pic:pic>
                   <pic:nvPicPr>
-                    <pic:cNvPr id="0" name="g5_6_fortbildung_aerzte.png"/>
+                    <pic:cNvPr id="0" name="g5_6_aerzte_pflege.png"/>
                     <pic:cNvPicPr/>
                   </pic:nvPicPr>
                   <pic:blipFill>
@@ -414,7 +414,7 @@
                   <pic:spPr>
                     <a:xfrm>
                       <a:off x="0" y="0"/>
-                      <a:ext cx="5580000" cy="2476152"/>
+                      <a:ext cx="5580000" cy="2472316"/>
                     </a:xfrm>
                     <a:prstGeom prst="rect"/>
                   </pic:spPr>
@@ -442,7 +442,7 @@
           <w:i w:val="0"/>
           <w:sz w:val="21"/>
         </w:rPr>
-        <w:t>Befund: Fortbildungsquote — Median wenige Probleme = 0,667, viele Probleme = 0,667 (praktisch identisch, kein Unterschied). Ärzte pro Bett — Median wenige Probleme = 0,382, viele Probleme = 0,470 (sichtbare Verschiebung). Schlussfolgerung: Fortbildungsquote kann man zurückstellen, Ärzte pro Bett ist ein ernster Kandidat für den T-Test in Kapitel 3 — und wird dort bestätigt (siehe unten), später sogar wichtigstes Merkmal im Modell.</w:t>
+        <w:t>Befund: Ärzte pro Bett — Median wenige Probleme = 0,382, viele Probleme = 0,470 (sichtbare Verschiebung). Pflegekräfte pro Bett — Median wenige Probleme = 0,891, viele Probleme = 1,047 (gleiches Muster). Schlussfolgerung: Beide Personal-Merkmale sind ernste Kandidaten für den T-Test in Kapitel 3 — und werden dort bestätigt (siehe unten), Ärzte pro Bett sogar als wichtigstes Merkmal im Modell.</w:t>
       </w:r>
     </w:p>
     <w:p>
@@ -463,7 +463,7 @@
       <w:r>
         <w:drawing>
           <wp:inline xmlns:a="http://schemas.openxmlformats.org/drawingml/2006/main" xmlns:pic="http://schemas.openxmlformats.org/drawingml/2006/picture">
-            <wp:extent cx="5580000" cy="3436689"/>
+            <wp:extent cx="3240000" cy="4650492"/>
             <wp:docPr id="6" name="Picture 6"/>
             <wp:cNvGraphicFramePr>
               <a:graphicFrameLocks noChangeAspect="1"/>
@@ -472,7 +472,7 @@
               <a:graphicData uri="http://schemas.openxmlformats.org/drawingml/2006/picture">
                 <pic:pic>
                   <pic:nvPicPr>
-                    <pic:cNvPr id="0" name="g7_bundesland.png"/>
+                    <pic:cNvPr id="0" name="g7_bundesland_kachelkarte.png"/>
                     <pic:cNvPicPr/>
                   </pic:nvPicPr>
                   <pic:blipFill>
@@ -484,7 +484,7 @@
                   <pic:spPr>
                     <a:xfrm>
                       <a:off x="0" y="0"/>
-                      <a:ext cx="5580000" cy="3436689"/>
+                      <a:ext cx="3240000" cy="4650492"/>
                     </a:xfrm>
                     <a:prstGeom prst="rect"/>
                   </pic:spPr>
@@ -502,7 +502,7 @@
           <w:i/>
           <w:sz w:val="21"/>
         </w:rPr>
-        <w:t>Diagramm lesen: Balken sortiert nach Anteil 'viele Probleme'. Die Beschriftung 'n=... Häuser' an jedem Balken zeigt die Gruppengröße je Bundesland.</w:t>
+        <w:t>Diagramm lesen: Eine Kachel je Bundesland in schematischer Anordnung (keine echten Geodaten), eingefärbt nach Anteil 'viele Probleme' — grün = niedrig, rot = hoch. Jede Kachel zeigt Kürzel, Anteil in Prozent und die Gruppengröße 'n=...'.</w:t>
       </w:r>
     </w:p>
     <w:p>
@@ -523,67 +523,7 @@
         <w:rPr>
           <w:color w:val="1F497D"/>
         </w:rPr>
-        <w:t>Grafik 11 — Pflegekräfte pro Bett</w:t>
-      </w:r>
-    </w:p>
-    <w:p>
-      <w:pPr>
-        <w:jc w:val="center"/>
-      </w:pPr>
-      <w:r>
-        <w:drawing>
-          <wp:inline xmlns:a="http://schemas.openxmlformats.org/drawingml/2006/main" xmlns:pic="http://schemas.openxmlformats.org/drawingml/2006/picture">
-            <wp:extent cx="5580000" cy="3636480"/>
-            <wp:docPr id="7" name="Picture 7"/>
-            <wp:cNvGraphicFramePr>
-              <a:graphicFrameLocks noChangeAspect="1"/>
-            </wp:cNvGraphicFramePr>
-            <a:graphic>
-              <a:graphicData uri="http://schemas.openxmlformats.org/drawingml/2006/picture">
-                <pic:pic>
-                  <pic:nvPicPr>
-                    <pic:cNvPr id="0" name="g11_pflege_pro_bett.png"/>
-                    <pic:cNvPicPr/>
-                  </pic:nvPicPr>
-                  <pic:blipFill>
-                    <a:blip r:embed="rId15"/>
-                    <a:stretch>
-                      <a:fillRect/>
-                    </a:stretch>
-                  </pic:blipFill>
-                  <pic:spPr>
-                    <a:xfrm>
-                      <a:off x="0" y="0"/>
-                      <a:ext cx="5580000" cy="3636480"/>
-                    </a:xfrm>
-                    <a:prstGeom prst="rect"/>
-                  </pic:spPr>
-                </pic:pic>
-              </a:graphicData>
-            </a:graphic>
-          </wp:inline>
-        </w:drawing>
-      </w:r>
-    </w:p>
-    <w:p>
-      <w:r>
-        <w:rPr>
-          <w:b w:val="0"/>
-          <w:i w:val="0"/>
-          <w:sz w:val="21"/>
-        </w:rPr>
-        <w:t>Befund: Median wenige Probleme = 0,891, viele Probleme = 1,047 — ähnliches Muster wie Ärzte pro Bett (Grafik 6), was ein erster Hinweis darauf ist, dass beide Merkmale Ähnliches messen (siehe Korrelation in Kapitel 2).</w:t>
-      </w:r>
-    </w:p>
-    <w:p>
-      <w:pPr>
-        <w:pStyle w:val="Heading2"/>
-      </w:pPr>
-      <w:r>
-        <w:rPr>
-          <w:color w:val="1F497D"/>
-        </w:rPr>
-        <w:t>Grafik 12 — Konzernvergleich</w:t>
+        <w:t>Grafik 9 — Konzernvergleich</w:t>
       </w:r>
     </w:p>
     <w:p>
@@ -594,7 +534,7 @@
         <w:drawing>
           <wp:inline xmlns:a="http://schemas.openxmlformats.org/drawingml/2006/main" xmlns:pic="http://schemas.openxmlformats.org/drawingml/2006/picture">
             <wp:extent cx="5580000" cy="4071276"/>
-            <wp:docPr id="8" name="Picture 8"/>
+            <wp:docPr id="7" name="Picture 7"/>
             <wp:cNvGraphicFramePr>
               <a:graphicFrameLocks noChangeAspect="1"/>
             </wp:cNvGraphicFramePr>
@@ -602,11 +542,11 @@
               <a:graphicData uri="http://schemas.openxmlformats.org/drawingml/2006/picture">
                 <pic:pic>
                   <pic:nvPicPr>
-                    <pic:cNvPr id="0" name="g12_konzern_vergleich.png"/>
+                    <pic:cNvPr id="0" name="g9_konzern_vergleich.png"/>
                     <pic:cNvPicPr/>
                   </pic:nvPicPr>
                   <pic:blipFill>
-                    <a:blip r:embed="rId16"/>
+                    <a:blip r:embed="rId15"/>
                     <a:stretch>
                       <a:fillRect/>
                     </a:stretch>
@@ -646,6 +586,66 @@
       </w:r>
     </w:p>
     <w:p>
+      <w:pPr>
+        <w:pStyle w:val="Heading2"/>
+      </w:pPr>
+      <w:r>
+        <w:rPr>
+          <w:color w:val="1F497D"/>
+        </w:rPr>
+        <w:t>Grafik 10 — Fortbildungsquote</w:t>
+      </w:r>
+    </w:p>
+    <w:p>
+      <w:pPr>
+        <w:jc w:val="center"/>
+      </w:pPr>
+      <w:r>
+        <w:drawing>
+          <wp:inline xmlns:a="http://schemas.openxmlformats.org/drawingml/2006/main" xmlns:pic="http://schemas.openxmlformats.org/drawingml/2006/picture">
+            <wp:extent cx="5580000" cy="4099123"/>
+            <wp:docPr id="8" name="Picture 8"/>
+            <wp:cNvGraphicFramePr>
+              <a:graphicFrameLocks noChangeAspect="1"/>
+            </wp:cNvGraphicFramePr>
+            <a:graphic>
+              <a:graphicData uri="http://schemas.openxmlformats.org/drawingml/2006/picture">
+                <pic:pic>
+                  <pic:nvPicPr>
+                    <pic:cNvPr id="0" name="g10_fortbildungsquote.png"/>
+                    <pic:cNvPicPr/>
+                  </pic:nvPicPr>
+                  <pic:blipFill>
+                    <a:blip r:embed="rId16"/>
+                    <a:stretch>
+                      <a:fillRect/>
+                    </a:stretch>
+                  </pic:blipFill>
+                  <pic:spPr>
+                    <a:xfrm>
+                      <a:off x="0" y="0"/>
+                      <a:ext cx="5580000" cy="4099123"/>
+                    </a:xfrm>
+                    <a:prstGeom prst="rect"/>
+                  </pic:spPr>
+                </pic:pic>
+              </a:graphicData>
+            </a:graphic>
+          </wp:inline>
+        </w:drawing>
+      </w:r>
+    </w:p>
+    <w:p>
+      <w:r>
+        <w:rPr>
+          <w:b w:val="0"/>
+          <w:i w:val="0"/>
+          <w:sz w:val="21"/>
+        </w:rPr>
+        <w:t>Befund: Median wenige Probleme = 0,667, viele Probleme = 0,667 — praktisch identisch, kein Unterschied. Anders als bei Ärzten und Pflegekräften pro Bett ist hier kein Zusammenhang mit Qualitätsproblemen erkennbar.</w:t>
+      </w:r>
+    </w:p>
+    <w:p>
       <w:r>
         <w:br w:type="page"/>
       </w:r>
@@ -658,7 +658,7 @@
         <w:rPr>
           <w:color w:val="1F497D"/>
         </w:rPr>
-        <w:t>2  Zusammenhänge zwischen Merkmalen (Grafiken 8–10)</w:t>
+        <w:t>2  Zusammenhänge zwischen Merkmalen (Grafik 8)</w:t>
       </w:r>
     </w:p>
     <w:p>
@@ -668,7 +668,7 @@
           <w:i w:val="0"/>
           <w:sz w:val="21"/>
         </w:rPr>
-        <w:t>Zwei neue Fragen: Welches Merkmal hängt am stärksten mit der Ziel-Variable zusammen (Grafik 8), und hängen die Merkmale auch untereinander zusammen, sodass ein scheinbarer Befund eigentlich durch ein drittes, verstecktes Merkmal — einen sogenannten Störfaktor — verursacht wird (Grafik 9–10)?</w:t>
+        <w:t>Eine neue Frage: Welches Merkmal hängt am stärksten mit der Ziel-Variable zusammen — dargestellt in einer einzigen Korrelationsmatrix (Grafik 8)?</w:t>
       </w:r>
     </w:p>
     <w:p>
@@ -958,146 +958,6 @@
           <w:sz w:val="21"/>
         </w:rPr>
         <w:t>Befund: total_qi korreliert am stärksten (+0,24), ist aber ein reines Strukturmerkmal (Anzahl bewerteter Indikatoren), kein Qualitätsmerkmal. Der interessantere Befund: aerzte_pro_bett und pflege_pro_bett korrelieren fast gleich stark — beide deutlich vor allen anderen echten Merkmalen. Nebenbefund: Beide korrelieren auch untereinander recht stark (r ≈ 0,58) — ein Hinweis auf Multikollinearität (beide messen vermutlich teilweise dieselbe zugrundeliegende 'Personalausstattung').</w:t>
-      </w:r>
-    </w:p>
-    <w:p>
-      <w:pPr>
-        <w:pStyle w:val="Heading2"/>
-      </w:pPr>
-      <w:r>
-        <w:rPr>
-          <w:color w:val="1F497D"/>
-        </w:rPr>
-        <w:t>Grafik 9 — Scatter: Bettenzahl vs. Ärzte pro Bett</w:t>
-      </w:r>
-    </w:p>
-    <w:p>
-      <w:pPr>
-        <w:jc w:val="center"/>
-      </w:pPr>
-      <w:r>
-        <w:drawing>
-          <wp:inline xmlns:a="http://schemas.openxmlformats.org/drawingml/2006/main" xmlns:pic="http://schemas.openxmlformats.org/drawingml/2006/picture">
-            <wp:extent cx="5580000" cy="3789806"/>
-            <wp:docPr id="10" name="Picture 10"/>
-            <wp:cNvGraphicFramePr>
-              <a:graphicFrameLocks noChangeAspect="1"/>
-            </wp:cNvGraphicFramePr>
-            <a:graphic>
-              <a:graphicData uri="http://schemas.openxmlformats.org/drawingml/2006/picture">
-                <pic:pic>
-                  <pic:nvPicPr>
-                    <pic:cNvPr id="0" name="g9_scatter_betten_aerzte.png"/>
-                    <pic:cNvPicPr/>
-                  </pic:nvPicPr>
-                  <pic:blipFill>
-                    <a:blip r:embed="rId18"/>
-                    <a:stretch>
-                      <a:fillRect/>
-                    </a:stretch>
-                  </pic:blipFill>
-                  <pic:spPr>
-                    <a:xfrm>
-                      <a:off x="0" y="0"/>
-                      <a:ext cx="5580000" cy="3789806"/>
-                    </a:xfrm>
-                    <a:prstGeom prst="rect"/>
-                  </pic:spPr>
-                </pic:pic>
-              </a:graphicData>
-            </a:graphic>
-          </wp:inline>
-        </w:drawing>
-      </w:r>
-    </w:p>
-    <w:p>
-      <w:r>
-        <w:rPr>
-          <w:b w:val="0"/>
-          <w:i w:val="0"/>
-          <w:sz w:val="21"/>
-        </w:rPr>
-        <w:t>Befund: Kein klares Trennmuster — grüne und rote Punkte überlappen stark. Mit diesen beiden Merkmalen allein lässt sich kein Haus zuverlässig einer Gruppe zuordnen.</w:t>
-      </w:r>
-    </w:p>
-    <w:p>
-      <w:pPr>
-        <w:pStyle w:val="Heading2"/>
-      </w:pPr>
-      <w:r>
-        <w:rPr>
-          <w:color w:val="1F497D"/>
-        </w:rPr>
-        <w:t>Grafik 10 — Störfaktor: Trägerschaft × Bettengröße</w:t>
-      </w:r>
-    </w:p>
-    <w:p>
-      <w:pPr>
-        <w:jc w:val="center"/>
-      </w:pPr>
-      <w:r>
-        <w:drawing>
-          <wp:inline xmlns:a="http://schemas.openxmlformats.org/drawingml/2006/main" xmlns:pic="http://schemas.openxmlformats.org/drawingml/2006/picture">
-            <wp:extent cx="5580000" cy="3762630"/>
-            <wp:docPr id="11" name="Picture 11"/>
-            <wp:cNvGraphicFramePr>
-              <a:graphicFrameLocks noChangeAspect="1"/>
-            </wp:cNvGraphicFramePr>
-            <a:graphic>
-              <a:graphicData uri="http://schemas.openxmlformats.org/drawingml/2006/picture">
-                <pic:pic>
-                  <pic:nvPicPr>
-                    <pic:cNvPr id="0" name="g10_stoerfaktor_traeger.png"/>
-                    <pic:cNvPicPr/>
-                  </pic:nvPicPr>
-                  <pic:blipFill>
-                    <a:blip r:embed="rId19"/>
-                    <a:stretch>
-                      <a:fillRect/>
-                    </a:stretch>
-                  </pic:blipFill>
-                  <pic:spPr>
-                    <a:xfrm>
-                      <a:off x="0" y="0"/>
-                      <a:ext cx="5580000" cy="3762630"/>
-                    </a:xfrm>
-                    <a:prstGeom prst="rect"/>
-                  </pic:spPr>
-                </pic:pic>
-              </a:graphicData>
-            </a:graphic>
-          </wp:inline>
-        </w:drawing>
-      </w:r>
-    </w:p>
-    <w:p>
-      <w:r>
-        <w:rPr>
-          <w:b w:val="0"/>
-          <w:i w:val="0"/>
-          <w:sz w:val="21"/>
-        </w:rPr>
-        <w:t>Was ist ein Störfaktor (Confounder)? Eine dritte Variable, die mit beiden Seiten eines beobachteten Zusammenhangs gleichzeitig zu tun hat und dadurch einen Zusammenhang vortäuschen oder verstärken kann. Grafik 3 zeigte Unterschiede im Problem-Anteil je Trägerart — bevor man daraus auf einen Trägerschafts-Effekt schließt, muss man prüfen, ob Träger und Qualität vielleicht beide mit einer dritten Eigenschaft zusammenhängen: hier der Größe des Hauses.</w:t>
-      </w:r>
-    </w:p>
-    <w:p>
-      <w:r>
-        <w:rPr>
-          <w:b w:val="0"/>
-          <w:i/>
-          <w:sz w:val="21"/>
-        </w:rPr>
-        <w:t>Diagramm lesen: Drei Boxplots je Trägerart, Y-Achse = Bettenzahl — hier geht es nicht um wenige/viele Probleme, sondern nur um die Bettengröße je Trägerart.</w:t>
-      </w:r>
-    </w:p>
-    <w:p>
-      <w:r>
-        <w:rPr>
-          <w:b w:val="0"/>
-          <w:i w:val="0"/>
-          <w:sz w:val="21"/>
-        </w:rPr>
-        <w:t>Befund: privat 125 Betten, freigemeinnützig 218 Betten, öffentlich 232 Betten (Median). Private Häuser sind systematisch kleiner — kleinere Häuser haben pro Qualitätsindikator weniger Fälle, was die statistische Schwankungsbreite erhöht. Der scheinbare Träger-Effekt aus Grafik 3 könnte also ganz oder teilweise ein Größen-Effekt sein, der sich hinter der Trägerart versteckt.</w:t>
       </w:r>
     </w:p>
     <w:p>
@@ -1558,7 +1418,7 @@
           <w:i w:val="0"/>
           <w:sz w:val="21"/>
         </w:rPr>
-        <w:t>Prüft, ob zwei kategoriale Merkmale (Konzern ja/nein, viele Probleme ja/nein) unabhängig sind. Befund: χ² = 1,277, p = 0,26 → nicht signifikant, deutlich über α = 0,05. Es gibt keinen nachweisbaren Zusammenhang zwischen Konzernzugehörigkeit und Qualitätsproblemen — bestätigt Grafik 12 statistisch eindeutig.</w:t>
+        <w:t>Prüft, ob zwei kategoriale Merkmale (Konzern ja/nein, viele Probleme ja/nein) unabhängig sind. Befund: χ² = 1,277, p = 0,26 → nicht signifikant, deutlich über α = 0,05. Es gibt keinen nachweisbaren Zusammenhang zwischen Konzernzugehörigkeit und Qualitätsproblemen — bestätigt Grafik 9 statistisch eindeutig.</w:t>
       </w:r>
     </w:p>
     <w:p>
